--- a/Examen Intra.docx
+++ b/Examen Intra.docx
@@ -718,6 +718,9 @@
         </w:rPr>
       </w:pPr>
       <w:r>
+        <w:rPr>
+          <w:noProof/>
+        </w:rPr>
         <w:drawing>
           <wp:inline distT="0" distB="0" distL="0" distR="0" wp14:anchorId="53D28308" wp14:editId="324E4665">
             <wp:extent cx="1657350" cy="1488131"/>
@@ -1020,7 +1023,13 @@
         <w:t>4</w:t>
       </w:r>
       <w:r>
-        <w:t xml:space="preserve"> évènements pour communiquer entre le serveur et le client :</w:t>
+        <w:t xml:space="preserve"> </w:t>
+      </w:r>
+      <w:r>
+        <w:t>messages</w:t>
+      </w:r>
+      <w:r>
+        <w:t xml:space="preserve"> pour communiquer entre le serveur et le client :</w:t>
       </w:r>
     </w:p>
     <w:p>
